--- a/testakten/sozialrecht-rollstuhl-tannenberg/02-lena-schulbegleitung/Mandantenbrief_Eltern_Tannenberg_Lena.docx
+++ b/testakten/sozialrecht-rollstuhl-tannenberg/02-lena-schulbegleitung/Mandantenbrief_Eltern_Tannenberg_Lena.docx
@@ -5,76 +5,106 @@
     <w:p>
       <w:pPr>
         <w:pStyle w:val="Heading1"/>
+        <w:spacing w:after="160" w:line="259" w:lineRule="auto"/>
       </w:pPr>
       <w:r>
         <w:rPr>
           <w:rFonts w:ascii="Times New Roman" w:hAnsi="Times New Roman"/>
+          <w:b/>
+          <w:sz w:val="28"/>
         </w:rPr>
         <w:t>Brief an Familie Tannenberg - Schulbegleitung für Lena</w:t>
       </w:r>
     </w:p>
     <w:p>
       <w:pPr>
+        <w:spacing w:before="120" w:after="60" w:line="259" w:lineRule="auto"/>
         <w:jc w:val="left"/>
       </w:pPr>
       <w:r>
         <w:rPr>
-          <w:b/>
+          <w:rFonts w:ascii="Times New Roman" w:hAnsi="Times New Roman"/>
+          <w:b w:val="0"/>
+          <w:i w:val="0"/>
+          <w:sz w:val="22"/>
         </w:rPr>
         <w:t>Kanzlei Holm · Petersen · Sönnichsen Rechtsanwälte mbB</w:t>
       </w:r>
     </w:p>
     <w:p>
       <w:pPr>
+        <w:spacing w:before="120" w:after="60" w:line="259" w:lineRule="auto"/>
         <w:jc w:val="left"/>
       </w:pPr>
       <w:r>
         <w:rPr>
+          <w:rFonts w:ascii="Times New Roman" w:hAnsi="Times New Roman"/>
           <w:b/>
+          <w:sz w:val="22"/>
         </w:rPr>
         <w:t>RA Lasse Holm · Fachanwalt für Sozialrecht · Holstenstraße 124 · 24103 Kiel</w:t>
       </w:r>
     </w:p>
     <w:p>
       <w:pPr>
+        <w:spacing w:before="120" w:after="60" w:line="259" w:lineRule="auto"/>
         <w:jc w:val="left"/>
       </w:pPr>
       <w:r>
         <w:rPr>
-          <w:b/>
+          <w:rFonts w:ascii="Times New Roman" w:hAnsi="Times New Roman"/>
+          <w:b w:val="0"/>
+          <w:i w:val="0"/>
+          <w:sz w:val="22"/>
         </w:rPr>
         <w:t>Datum: 02. April 2026 - Az.: 2026/H-307</w:t>
       </w:r>
     </w:p>
     <w:p>
       <w:pPr>
+        <w:spacing w:before="120" w:after="60" w:line="259" w:lineRule="auto"/>
         <w:jc w:val="left"/>
       </w:pPr>
       <w:r>
+        <w:rPr>
+          <w:rFonts w:ascii="Times New Roman" w:hAnsi="Times New Roman"/>
+          <w:b/>
+          <w:sz w:val="22"/>
+        </w:rPr>
         <w:t>Sehr geehrte Frau Tannenberg, sehr geehrter Herr Tannenberg,</w:t>
       </w:r>
     </w:p>
     <w:p>
       <w:pPr>
+        <w:spacing w:before="120" w:after="60" w:line="259" w:lineRule="auto"/>
         <w:jc w:val="left"/>
       </w:pPr>
       <w:r>
+        <w:rPr>
+          <w:rFonts w:ascii="Times New Roman" w:hAnsi="Times New Roman"/>
+          <w:b/>
+          <w:sz w:val="22"/>
+        </w:rPr>
         <w:t>ich melde mich zu der Sache mit Lena und der Schulbegleitung. Die Lage ist so:</w:t>
       </w:r>
     </w:p>
     <w:p>
       <w:pPr>
         <w:pStyle w:val="Heading2"/>
+        <w:spacing w:before="120" w:after="60" w:line="259" w:lineRule="auto"/>
       </w:pPr>
       <w:r>
         <w:rPr>
           <w:rFonts w:ascii="Times New Roman" w:hAnsi="Times New Roman"/>
+          <w:b/>
+          <w:sz w:val="22"/>
         </w:rPr>
         <w:t>Was ist passiert?</w:t>
       </w:r>
     </w:p>
     <w:p>
       <w:pPr>
+        <w:spacing w:line="259" w:lineRule="auto" w:after="60"/>
         <w:jc w:val="left"/>
       </w:pPr>
       <w:r>
@@ -84,6 +114,7 @@
     <w:p>
       <w:pPr>
         <w:pStyle w:val="Heading2"/>
+        <w:spacing w:line="259" w:lineRule="auto" w:after="60"/>
       </w:pPr>
       <w:r>
         <w:rPr>
@@ -94,6 +125,7 @@
     </w:p>
     <w:p>
       <w:pPr>
+        <w:spacing w:line="259" w:lineRule="auto" w:after="60"/>
         <w:jc w:val="left"/>
       </w:pPr>
       <w:r>
@@ -103,6 +135,7 @@
     <w:p>
       <w:pPr>
         <w:pStyle w:val="ListNumber"/>
+        <w:spacing w:line="259" w:lineRule="auto" w:after="60"/>
       </w:pPr>
       <w:r>
         <w:t>Die Diagnose Asperger-Syndrom wird nicht angezweifelt. Das ist wichtig.</w:t>
@@ -111,6 +144,7 @@
     <w:p>
       <w:pPr>
         <w:pStyle w:val="ListNumber"/>
+        <w:spacing w:line="259" w:lineRule="auto" w:after="60"/>
       </w:pPr>
       <w:r>
         <w:t>Aber: Das Jugendamt meint, Lena komme in der Schule gut zurecht, sie habe ja gute Noten und schon Nachteilsausgleich.</w:t>
@@ -119,6 +153,7 @@
     <w:p>
       <w:pPr>
         <w:pStyle w:val="Heading2"/>
+        <w:spacing w:line="259" w:lineRule="auto" w:after="60"/>
       </w:pPr>
       <w:r>
         <w:rPr>
@@ -130,6 +165,7 @@
     <w:p>
       <w:pPr>
         <w:pStyle w:val="ListBullet"/>
+        <w:spacing w:line="259" w:lineRule="auto" w:after="60"/>
       </w:pPr>
       <w:r>
         <w:t>Gute Noten heisst nicht, dass alles in Ordnung ist. Lena verletzt sich selbst in Stresssituationen. Das hat die Schule am 04. Februar 2026 dokumentiert.</w:t>
@@ -138,6 +174,7 @@
     <w:p>
       <w:pPr>
         <w:pStyle w:val="ListBullet"/>
+        <w:spacing w:line="259" w:lineRule="auto" w:after="60"/>
       </w:pPr>
       <w:r>
         <w:t>Frau Dr. Maibaum (KJP) sagt klar: Schulbegleitung ist medizinisch notwendig.</w:t>
@@ -146,6 +183,7 @@
     <w:p>
       <w:pPr>
         <w:pStyle w:val="ListBullet"/>
+        <w:spacing w:line="259" w:lineRule="auto" w:after="60"/>
       </w:pPr>
       <w:r>
         <w:t>Die Schule selbst (Schulleiter Dr. Bock) unterstützt den Antrag.</w:t>
@@ -153,6 +191,7 @@
     </w:p>
     <w:p>
       <w:pPr>
+        <w:spacing w:line="259" w:lineRule="auto" w:after="60"/>
         <w:jc w:val="left"/>
       </w:pPr>
       <w:r>
@@ -162,6 +201,7 @@
     <w:p>
       <w:pPr>
         <w:pStyle w:val="Heading2"/>
+        <w:spacing w:line="259" w:lineRule="auto" w:after="60"/>
       </w:pPr>
       <w:r>
         <w:rPr>
@@ -173,6 +213,7 @@
     <w:p>
       <w:pPr>
         <w:pStyle w:val="ListNumber"/>
+        <w:spacing w:line="259" w:lineRule="auto" w:after="60"/>
       </w:pPr>
       <w:r>
         <w:t>Wir legen Widerspruch ein. Die Frist läuft bis 13. April 2026 (ein Monat ab Bekanntgabe).</w:t>
@@ -181,6 +222,7 @@
     <w:p>
       <w:pPr>
         <w:pStyle w:val="ListNumber"/>
+        <w:spacing w:line="259" w:lineRule="auto" w:after="60"/>
       </w:pPr>
       <w:r>
         <w:t>Wir reichen das KJP-Gutachten und das Schulgutachten nach.</w:t>
@@ -189,6 +231,7 @@
     <w:p>
       <w:pPr>
         <w:pStyle w:val="ListNumber"/>
+        <w:spacing w:line="259" w:lineRule="auto" w:after="60"/>
       </w:pPr>
       <w:r>
         <w:t>Wenn das Jugendamt den Widerspruch zurückweist, klagen wir vor dem Sozialgericht Kiel.</w:t>
@@ -197,6 +240,7 @@
     <w:p>
       <w:pPr>
         <w:pStyle w:val="Heading2"/>
+        <w:spacing w:line="259" w:lineRule="auto" w:after="60"/>
       </w:pPr>
       <w:r>
         <w:rPr>
@@ -207,6 +251,7 @@
     </w:p>
     <w:p>
       <w:pPr>
+        <w:spacing w:line="259" w:lineRule="auto" w:after="60"/>
         <w:jc w:val="left"/>
       </w:pPr>
       <w:r>
@@ -215,6 +260,7 @@
     </w:p>
     <w:p>
       <w:pPr>
+        <w:spacing w:line="259" w:lineRule="auto" w:after="60"/>
         <w:jc w:val="left"/>
       </w:pPr>
       <w:r>
@@ -224,6 +270,7 @@
     <w:p>
       <w:pPr>
         <w:pStyle w:val="Heading2"/>
+        <w:spacing w:line="259" w:lineRule="auto" w:after="60"/>
       </w:pPr>
       <w:r>
         <w:rPr>
@@ -235,6 +282,7 @@
     <w:p>
       <w:pPr>
         <w:pStyle w:val="ListBullet"/>
+        <w:spacing w:line="259" w:lineRule="auto" w:after="60"/>
       </w:pPr>
       <w:r>
         <w:t>Bitte führen Sie ab sofort ein kurzes Tagebuch über Krisensituationen Lenas (Datum, Auslöser, Dauer, Folge).</w:t>
@@ -243,6 +291,7 @@
     <w:p>
       <w:pPr>
         <w:pStyle w:val="ListBullet"/>
+        <w:spacing w:line="259" w:lineRule="auto" w:after="60"/>
       </w:pPr>
       <w:r>
         <w:t>Bitte sammeln Sie weitere Belege: Arztrechnungen, Therapie-Atteste, Schulberichte.</w:t>
@@ -251,6 +300,7 @@
     <w:p>
       <w:pPr>
         <w:pStyle w:val="ListBullet"/>
+        <w:spacing w:line="259" w:lineRule="auto" w:after="60"/>
       </w:pPr>
       <w:r>
         <w:t>Lassen Sie sich nichts vom Jugendamt sagen, was nicht schriftlich kommt.</w:t>
@@ -258,6 +308,7 @@
     </w:p>
     <w:p>
       <w:pPr>
+        <w:spacing w:line="259" w:lineRule="auto" w:after="60"/>
         <w:jc w:val="left"/>
       </w:pPr>
       <w:r>
@@ -266,6 +317,7 @@
     </w:p>
     <w:p>
       <w:pPr>
+        <w:spacing w:line="259" w:lineRule="auto" w:after="60"/>
         <w:jc w:val="left"/>
       </w:pPr>
       <w:r>
@@ -274,6 +326,7 @@
     </w:p>
     <w:p>
       <w:pPr>
+        <w:spacing w:line="259" w:lineRule="auto" w:after="60"/>
         <w:jc w:val="left"/>
       </w:pPr>
       <w:r>
@@ -281,13 +334,58 @@
       </w:r>
     </w:p>
     <w:sectPr>
+      <w:headerReference w:type="default" r:id="rId9"/>
+      <w:footerReference w:type="default" r:id="rId10"/>
       <w:pgSz w:w="11906" w:h="16838"/>
-      <w:pgMar w:top="1417" w:right="1417" w:bottom="1417" w:left="1417" w:header="720" w:footer="720" w:gutter="0"/>
+      <w:pgMar w:top="1191" w:right="1247" w:bottom="1134" w:left="1361" w:header="720" w:footer="720" w:gutter="0"/>
       <w:cols w:space="720"/>
       <w:docGrid w:linePitch="360"/>
     </w:sectPr>
   </w:body>
 </w:document>
+</file>
+
+<file path=word/footer1.xml><?xml version="1.0" encoding="utf-8"?>
+<w:ftr xmlns:m="http://schemas.openxmlformats.org/officeDocument/2006/math" xmlns:mc="http://schemas.openxmlformats.org/markup-compatibility/2006" xmlns:mo="http://schemas.microsoft.com/office/mac/office/2008/main" xmlns:mv="urn:schemas-microsoft-com:mac:vml" xmlns:o="urn:schemas-microsoft-com:office:office" xmlns:r="http://schemas.openxmlformats.org/officeDocument/2006/relationships" xmlns:v="urn:schemas-microsoft-com:vml" xmlns:w10="urn:schemas-microsoft-com:office:word" xmlns:w14="http://schemas.microsoft.com/office/word/2010/wordml" xmlns:w="http://schemas.openxmlformats.org/wordprocessingml/2006/main" xmlns:wne="http://schemas.microsoft.com/office/word/2006/wordml" xmlns:wp14="http://schemas.microsoft.com/office/word/2010/wordprocessingDrawing" xmlns:wp="http://schemas.openxmlformats.org/drawingml/2006/wordprocessingDrawing" xmlns:wpc="http://schemas.microsoft.com/office/word/2010/wordprocessingCanvas" xmlns:wpg="http://schemas.microsoft.com/office/word/2010/wordprocessingGroup" xmlns:wpi="http://schemas.microsoft.com/office/word/2010/wordprocessingInk" xmlns:wps="http://schemas.microsoft.com/office/word/2010/wordprocessingShape" mc:Ignorable="w14 wp14">
+  <w:p>
+    <w:pPr>
+      <w:pStyle w:val="Footer"/>
+      <w:jc w:val="left"/>
+    </w:pPr>
+    <w:r/>
+    <w:r>
+      <w:rPr>
+        <w:rFonts w:ascii="Times New Roman" w:hAnsi="Times New Roman"/>
+        <w:b w:val="0"/>
+        <w:color w:val="777777"/>
+        <w:sz w:val="17"/>
+      </w:rPr>
+      <w:t>Vertraulich | Bearbeitungsstand Juli 2026 | nur zur Aktenbearbeitung</w:t>
+    </w:r>
+  </w:p>
+</w:ftr>
+</file>
+
+<file path=word/header1.xml><?xml version="1.0" encoding="utf-8"?>
+<w:hdr xmlns:m="http://schemas.openxmlformats.org/officeDocument/2006/math" xmlns:mc="http://schemas.openxmlformats.org/markup-compatibility/2006" xmlns:mo="http://schemas.microsoft.com/office/mac/office/2008/main" xmlns:mv="urn:schemas-microsoft-com:mac:vml" xmlns:o="urn:schemas-microsoft-com:office:office" xmlns:r="http://schemas.openxmlformats.org/officeDocument/2006/relationships" xmlns:v="urn:schemas-microsoft-com:vml" xmlns:w10="urn:schemas-microsoft-com:office:word" xmlns:w14="http://schemas.microsoft.com/office/word/2010/wordml" xmlns:w="http://schemas.openxmlformats.org/wordprocessingml/2006/main" xmlns:wne="http://schemas.microsoft.com/office/word/2006/wordml" xmlns:wp14="http://schemas.microsoft.com/office/word/2010/wordprocessingDrawing" xmlns:wp="http://schemas.openxmlformats.org/drawingml/2006/wordprocessingDrawing" xmlns:wpc="http://schemas.microsoft.com/office/word/2010/wordprocessingCanvas" xmlns:wpg="http://schemas.microsoft.com/office/word/2010/wordprocessingGroup" xmlns:wpi="http://schemas.microsoft.com/office/word/2010/wordprocessingInk" xmlns:wps="http://schemas.microsoft.com/office/word/2010/wordprocessingShape" mc:Ignorable="w14 wp14">
+  <w:p>
+    <w:pPr>
+      <w:pStyle w:val="Header"/>
+      <w:jc w:val="left"/>
+    </w:pPr>
+    <w:r/>
+    <w:r>
+      <w:rPr>
+        <w:rFonts w:ascii="Times New Roman" w:hAnsi="Times New Roman"/>
+        <w:b w:val="0"/>
+        <w:i w:val="0"/>
+        <w:color w:val="666666"/>
+        <w:sz w:val="17"/>
+      </w:rPr>
+      <w:t>Kanzlei Ahlers und Brinkmann | Sozialrechtliche Leistungsakte | Bearbeitungsstand Juli 2026</w:t>
+    </w:r>
+  </w:p>
+</w:hdr>
 </file>
 
 <file path=word/numbering.xml><?xml version="1.0" encoding="utf-8"?>
@@ -1004,11 +1102,12 @@
       <w:contextualSpacing/>
     </w:pPr>
     <w:rPr>
-      <w:rFonts w:asciiTheme="majorHAnsi" w:eastAsiaTheme="majorEastAsia" w:hAnsiTheme="majorHAnsi" w:cstheme="majorBidi"/>
+      <w:rFonts w:asciiTheme="majorHAnsi" w:eastAsiaTheme="majorEastAsia" w:hAnsiTheme="majorHAnsi" w:cstheme="majorBidi" w:ascii="Times New Roman" w:hAnsi="Times New Roman"/>
+      <w:b/>
       <w:color w:val="17365D" w:themeColor="text2" w:themeShade="BF"/>
       <w:spacing w:val="5"/>
       <w:kern w:val="28"/>
-      <w:sz w:val="52"/>
+      <w:sz w:val="30"/>
       <w:szCs w:val="52"/>
     </w:rPr>
   </w:style>

--- a/testakten/sozialrecht-rollstuhl-tannenberg/02-lena-schulbegleitung/Mandantenbrief_Eltern_Tannenberg_Lena.docx
+++ b/testakten/sozialrecht-rollstuhl-tannenberg/02-lena-schulbegleitung/Mandantenbrief_Eltern_Tannenberg_Lena.docx
@@ -168,7 +168,7 @@
         <w:spacing w:line="259" w:lineRule="auto" w:after="60"/>
       </w:pPr>
       <w:r>
-        <w:t>Gute Noten heisst nicht, dass alles in Ordnung ist. Lena verletzt sich selbst in Stresssituationen. Das hat die Schule am 04. Februar 2026 dokumentiert.</w:t>
+        <w:t>Gute Noten heißt nicht, dass alles in Ordnung ist. Lena verletzt sich selbst in Stresssituationen. Das hat die Schule am 04. Februar 2026 dokumentiert.</w:t>
       </w:r>
     </w:p>
     <w:p>
@@ -321,7 +321,7 @@
         <w:jc w:val="left"/>
       </w:pPr>
       <w:r>
-        <w:t>Mit freundlichen Gruessen</w:t>
+        <w:t>Mit freundlichen Grüßen</w:t>
       </w:r>
     </w:p>
     <w:p>
